--- a/lib/db/trade-secret-RO.docx
+++ b/lib/db/trade-secret-RO.docx
@@ -491,7 +491,7 @@
           <w:sz w:val="22"/>
           <w:szCs w:val="22"/>
         </w:rPr>
-        <w:t xml:space="preserve">© 2024–2026 Resilium SRL. Toate drepturile rezervate.</w:t>
+        <w:t xml:space="preserve">© 2026 Resilium SRL. Toate drepturile rezervate.</w:t>
       </w:r>
     </w:p>
     <w:p>

--- a/lib/db/trade-secret-RO.docx
+++ b/lib/db/trade-secret-RO.docx
@@ -4,7 +4,7 @@
   <w:body>
     <w:p>
       <w:pPr>
-        <w:spacing w:after="80" w:before="200"/>
+        <w:spacing w:after="60" w:before="60"/>
         <w:jc w:val="center"/>
       </w:pPr>
       <w:r>
@@ -21,7 +21,7 @@
     </w:p>
     <w:p>
       <w:pPr>
-        <w:spacing w:after="80"/>
+        <w:spacing w:after="60" w:before="60"/>
         <w:jc w:val="center"/>
       </w:pPr>
       <w:r>
@@ -38,7 +38,7 @@
     </w:p>
     <w:p>
       <w:pPr>
-        <w:spacing w:after="240"/>
+        <w:spacing w:after="60" w:before="60"/>
         <w:jc w:val="center"/>
       </w:pPr>
       <w:r>
@@ -53,16 +53,21 @@
     </w:p>
     <w:p>
       <w:pPr>
+        <w:spacing w:before="120"/>
+      </w:pPr>
+    </w:p>
+    <w:p>
+      <w:pPr>
         <w:pBdr>
           <w:bottom w:val="single" w:color="D97706" w:sz="6"/>
         </w:pBdr>
-        <w:spacing w:after="120" w:before="120"/>
+        <w:spacing w:after="160" w:before="160"/>
       </w:pPr>
     </w:p>
     <w:p>
       <w:pPr>
         <w:pStyle w:val="Heading1"/>
-        <w:spacing w:after="120" w:before="240"/>
+        <w:spacing w:after="100" w:before="280"/>
       </w:pPr>
       <w:r>
         <w:t xml:space="preserve">1. Scopul Acestui Document</w:t>
@@ -79,13 +84,13 @@
           <w:sz w:val="22"/>
           <w:szCs w:val="22"/>
         </w:rPr>
-        <w:t xml:space="preserve">Acest document stabilește clasificarea formală ca secret comercial a metodologiei de reziliență Resilium și a întregii proprietăți intelectuale asociate. Este destinat creării unui registru scris al proprietății în scopuri interne, de protecție juridică și de aplicare, în conformitate cu Legea nr. 11/1991 privind combaterea concurenței neloiale, Directiva UE privind secretele comerciale (2016/943/UE) și Legea americană privind apărarea secretelor comerciale (DTSA).</w:t>
+        <w:t xml:space="preserve">Acest document stabileşte clasificarea formală ca secret comercial a metodologiei de reziliență Resilium şi a întregii proprietăți intelectuale asociate. Este destinat creării unui registru scris al proprietății în scopuri interne, de protecție juridică şi de aplicare, în conformitate cu Legea nr. 11/1991 privind combaterea concurenței neloiale, Directiva UE privind secretele comerciale (2016/943/UE) şi Legea americană privind apărarea secretelor comerciale (DTSA).</w:t>
       </w:r>
     </w:p>
     <w:p>
       <w:pPr>
         <w:pStyle w:val="Heading1"/>
-        <w:spacing w:after="120" w:before="240"/>
+        <w:spacing w:after="100" w:before="280"/>
       </w:pPr>
       <w:r>
         <w:t xml:space="preserve">2. Proprietar &amp; Operator</w:t>
@@ -102,7 +107,7 @@
           <w:sz w:val="22"/>
           <w:szCs w:val="22"/>
         </w:rPr>
-        <w:t xml:space="preserve">Proprietatea intelectuală descrisă în prezentul document este deținută și operată exclusiv de Resilium SRL, o societate cu răspundere limitată înregistrată în România.</w:t>
+        <w:t xml:space="preserve">Proprietatea intelectuală descrisă în prezentul document este deținută şi operată exclusiv de Resilium SRL, o societate cu răspundere limitată înregistrată în România.</w:t>
       </w:r>
     </w:p>
     <w:p>
@@ -122,7 +127,7 @@
     <w:p>
       <w:pPr>
         <w:pStyle w:val="Heading1"/>
-        <w:spacing w:after="120" w:before="240"/>
+        <w:spacing w:after="100" w:before="280"/>
       </w:pPr>
       <w:r>
         <w:t xml:space="preserve">3. Clasificarea Activelor Proprietare</w:t>
@@ -139,305 +144,305 @@
           <w:sz w:val="22"/>
           <w:szCs w:val="22"/>
         </w:rPr>
-        <w:t xml:space="preserve">Următoarele elemente sunt clasificate ca secrete comerciale proprietare și proprietate intelectuală confidențială:</w:t>
+        <w:t xml:space="preserve">Următoarele elemente sunt clasificate ca secrete comerciale proprietare şi proprietate intelectuală confidențială:</w:t>
       </w:r>
     </w:p>
     <w:p>
       <w:pPr>
         <w:pStyle w:val="Heading2"/>
-        <w:spacing w:after="120" w:before="240"/>
-      </w:pPr>
-      <w:r>
-        <w:t xml:space="preserve">3.1 Algoritmul de Scorare a Rezilienței</w:t>
-      </w:r>
-    </w:p>
-    <w:p>
-      <w:pPr>
-        <w:spacing w:after="60" w:before="60"/>
-        <w:ind w:left="360"/>
-      </w:pPr>
-      <w:r>
-        <w:rPr>
-          <w:rFonts w:ascii="Calibri" w:cs="Calibri" w:eastAsia="Calibri" w:hAnsi="Calibri"/>
-          <w:sz w:val="22"/>
-          <w:szCs w:val="22"/>
-        </w:rPr>
-        <w:t xml:space="preserve">• Metodologia de scorare multidimensională care produce un scor compozit ponderat al rezilienței pe șase dimensiuni ale vieții: Financiar, Sănătate, Competențe, Mobilitate, Psihologic și Resurse.</w:t>
-      </w:r>
-    </w:p>
-    <w:p>
-      <w:pPr>
-        <w:spacing w:after="60" w:before="60"/>
-        <w:ind w:left="360"/>
-      </w:pPr>
-      <w:r>
-        <w:rPr>
-          <w:rFonts w:ascii="Calibri" w:cs="Calibri" w:eastAsia="Calibri" w:hAnsi="Calibri"/>
-          <w:sz w:val="22"/>
-          <w:szCs w:val="22"/>
-        </w:rPr>
-        <w:t xml:space="preserve">• Matricea de ponderare specifică aplicată fiecărei dimensiuni în funcție de componența gospodăriei, locație, stabilitate financiară și priorități de risc declarate.</w:t>
-      </w:r>
-    </w:p>
-    <w:p>
-      <w:pPr>
-        <w:spacing w:after="60" w:before="60"/>
-        <w:ind w:left="360"/>
-      </w:pPr>
-      <w:r>
-        <w:rPr>
-          <w:rFonts w:ascii="Calibri" w:cs="Calibri" w:eastAsia="Calibri" w:hAnsi="Calibri"/>
-          <w:sz w:val="22"/>
-          <w:szCs w:val="22"/>
-        </w:rPr>
-        <w:t xml:space="preserve">• Logica de normalizare și benchmarking care poziționează scorurile individuale în distribuțiile populației.</w:t>
-      </w:r>
-    </w:p>
-    <w:p>
-      <w:pPr>
-        <w:spacing w:after="60" w:before="60"/>
-        <w:ind w:left="360"/>
-      </w:pPr>
-      <w:r>
-        <w:rPr>
-          <w:rFonts w:ascii="Calibri" w:cs="Calibri" w:eastAsia="Calibri" w:hAnsi="Calibri"/>
-          <w:sz w:val="22"/>
-          <w:szCs w:val="22"/>
-        </w:rPr>
-        <w:t xml:space="preserve">• Dimensiunea suplimentară Capital Social și integrarea sa în scorul compozit.</w:t>
+        <w:spacing w:after="100" w:before="280"/>
+      </w:pPr>
+      <w:r>
+        <w:t xml:space="preserve">3.1  Algoritmul de Scorare a Rezilienței</w:t>
+      </w:r>
+    </w:p>
+    <w:p>
+      <w:pPr>
+        <w:spacing w:after="60" w:before="60"/>
+        <w:ind w:left="400"/>
+      </w:pPr>
+      <w:r>
+        <w:rPr>
+          <w:rFonts w:ascii="Calibri" w:cs="Calibri" w:eastAsia="Calibri" w:hAnsi="Calibri"/>
+          <w:sz w:val="22"/>
+          <w:szCs w:val="22"/>
+        </w:rPr>
+        <w:t xml:space="preserve">•  Metodologia de scorare multidimensională care produce un scor compozit ponderat al rezilienței pe şase dimensiuni ale vieții: Financiar, Sănătate, Competențe, Mobilitate, Psihologic şi Resurse.</w:t>
+      </w:r>
+    </w:p>
+    <w:p>
+      <w:pPr>
+        <w:spacing w:after="60" w:before="60"/>
+        <w:ind w:left="400"/>
+      </w:pPr>
+      <w:r>
+        <w:rPr>
+          <w:rFonts w:ascii="Calibri" w:cs="Calibri" w:eastAsia="Calibri" w:hAnsi="Calibri"/>
+          <w:sz w:val="22"/>
+          <w:szCs w:val="22"/>
+        </w:rPr>
+        <w:t xml:space="preserve">•  Matricea de ponderare specifică aplicată fiecărei dimensiuni în funcție de componența gospodăriei, locație, stabilitate financiară şi priorități de risc declarate.</w:t>
+      </w:r>
+    </w:p>
+    <w:p>
+      <w:pPr>
+        <w:spacing w:after="60" w:before="60"/>
+        <w:ind w:left="400"/>
+      </w:pPr>
+      <w:r>
+        <w:rPr>
+          <w:rFonts w:ascii="Calibri" w:cs="Calibri" w:eastAsia="Calibri" w:hAnsi="Calibri"/>
+          <w:sz w:val="22"/>
+          <w:szCs w:val="22"/>
+        </w:rPr>
+        <w:t xml:space="preserve">•  Logica de normalizare şi benchmarking care poziționează scorurile individuale în distribuțiile populației.</w:t>
+      </w:r>
+    </w:p>
+    <w:p>
+      <w:pPr>
+        <w:spacing w:after="60" w:before="60"/>
+        <w:ind w:left="400"/>
+      </w:pPr>
+      <w:r>
+        <w:rPr>
+          <w:rFonts w:ascii="Calibri" w:cs="Calibri" w:eastAsia="Calibri" w:hAnsi="Calibri"/>
+          <w:sz w:val="22"/>
+          <w:szCs w:val="22"/>
+        </w:rPr>
+        <w:t xml:space="preserve">•  Dimensiunea suplimentară Capital Social şi integrarea sa în scorul compozit.</w:t>
       </w:r>
     </w:p>
     <w:p>
       <w:pPr>
         <w:pStyle w:val="Heading2"/>
-        <w:spacing w:after="120" w:before="240"/>
-      </w:pPr>
-      <w:r>
-        <w:t xml:space="preserve">3.2 Cadrul de Evaluare pe Șase Dimensiuni</w:t>
-      </w:r>
-    </w:p>
-    <w:p>
-      <w:pPr>
-        <w:spacing w:after="60" w:before="60"/>
-        <w:ind w:left="360"/>
-      </w:pPr>
-      <w:r>
-        <w:rPr>
-          <w:rFonts w:ascii="Calibri" w:cs="Calibri" w:eastAsia="Calibri" w:hAnsi="Calibri"/>
-          <w:sz w:val="22"/>
-          <w:szCs w:val="22"/>
-        </w:rPr>
-        <w:t xml:space="preserve">• Secvența specifică de întrebări, logica de ramificare și întrebările adaptive de urmărire din evaluarea completă a rezilienței (flux de 13+ pași).</w:t>
-      </w:r>
-    </w:p>
-    <w:p>
-      <w:pPr>
-        <w:spacing w:after="60" w:before="60"/>
-        <w:ind w:left="360"/>
-      </w:pPr>
-      <w:r>
-        <w:rPr>
-          <w:rFonts w:ascii="Calibri" w:cs="Calibri" w:eastAsia="Calibri" w:hAnsi="Calibri"/>
-          <w:sz w:val="22"/>
-          <w:szCs w:val="22"/>
-        </w:rPr>
-        <w:t xml:space="preserve">• Sub-evaluarea Rezilienței Mentale (chestionar MR) și integrarea sa cu cele șase dimensiuni primare.</w:t>
-      </w:r>
-    </w:p>
-    <w:p>
-      <w:pPr>
-        <w:spacing w:after="60" w:before="60"/>
-        <w:ind w:left="360"/>
-      </w:pPr>
-      <w:r>
-        <w:rPr>
-          <w:rFonts w:ascii="Calibri" w:cs="Calibri" w:eastAsia="Calibri" w:hAnsi="Calibri"/>
-          <w:sz w:val="22"/>
-          <w:szCs w:val="22"/>
-        </w:rPr>
-        <w:t xml:space="preserve">• Maparea răspunsurilor la evaluare pe categorii de vulnerabilitate și niveluri de prioritate.</w:t>
+        <w:spacing w:after="100" w:before="280"/>
+      </w:pPr>
+      <w:r>
+        <w:t xml:space="preserve">3.2  Cadrul de Evaluare pe Şase Dimensiuni</w:t>
+      </w:r>
+    </w:p>
+    <w:p>
+      <w:pPr>
+        <w:spacing w:after="60" w:before="60"/>
+        <w:ind w:left="400"/>
+      </w:pPr>
+      <w:r>
+        <w:rPr>
+          <w:rFonts w:ascii="Calibri" w:cs="Calibri" w:eastAsia="Calibri" w:hAnsi="Calibri"/>
+          <w:sz w:val="22"/>
+          <w:szCs w:val="22"/>
+        </w:rPr>
+        <w:t xml:space="preserve">•  Secvența specifică de întrebări, logica de ramificare şi întrebările adaptive de urmărire din evaluarea completă a rezilienței (flux de 13+ paşi).</w:t>
+      </w:r>
+    </w:p>
+    <w:p>
+      <w:pPr>
+        <w:spacing w:after="60" w:before="60"/>
+        <w:ind w:left="400"/>
+      </w:pPr>
+      <w:r>
+        <w:rPr>
+          <w:rFonts w:ascii="Calibri" w:cs="Calibri" w:eastAsia="Calibri" w:hAnsi="Calibri"/>
+          <w:sz w:val="22"/>
+          <w:szCs w:val="22"/>
+        </w:rPr>
+        <w:t xml:space="preserve">•  Sub-evaluarea Rezilienței Mentale (chestionar MR) şi integrarea sa cu cele şase dimensiuni primare.</w:t>
+      </w:r>
+    </w:p>
+    <w:p>
+      <w:pPr>
+        <w:spacing w:after="60" w:before="60"/>
+        <w:ind w:left="400"/>
+      </w:pPr>
+      <w:r>
+        <w:rPr>
+          <w:rFonts w:ascii="Calibri" w:cs="Calibri" w:eastAsia="Calibri" w:hAnsi="Calibri"/>
+          <w:sz w:val="22"/>
+          <w:szCs w:val="22"/>
+        </w:rPr>
+        <w:t xml:space="preserve">•  Maparea răspunsurilor la evaluare pe categorii de vulnerabilitate şi niveluri de prioritate.</w:t>
       </w:r>
     </w:p>
     <w:p>
       <w:pPr>
         <w:pStyle w:val="Heading2"/>
-        <w:spacing w:after="120" w:before="240"/>
-      </w:pPr>
-      <w:r>
-        <w:t xml:space="preserve">3.3 Generarea Planului de Acțiune prin Inteligență Artificială</w:t>
-      </w:r>
-    </w:p>
-    <w:p>
-      <w:pPr>
-        <w:spacing w:after="60" w:before="60"/>
-        <w:ind w:left="360"/>
-      </w:pPr>
-      <w:r>
-        <w:rPr>
-          <w:rFonts w:ascii="Calibri" w:cs="Calibri" w:eastAsia="Calibri" w:hAnsi="Calibri"/>
-          <w:sz w:val="22"/>
-          <w:szCs w:val="22"/>
-        </w:rPr>
-        <w:t xml:space="preserve">• Ingineria prompt-urilor, designul instrucțiunilor de sistem și schema de ieșire structurată utilizată pentru generarea planurilor personalizate de acțiune pentru reziliență prin API-uri de modele lingvistice mari.</w:t>
-      </w:r>
-    </w:p>
-    <w:p>
-      <w:pPr>
-        <w:spacing w:after="60" w:before="60"/>
-        <w:ind w:left="360"/>
-      </w:pPr>
-      <w:r>
-        <w:rPr>
-          <w:rFonts w:ascii="Calibri" w:cs="Calibri" w:eastAsia="Calibri" w:hAnsi="Calibri"/>
-          <w:sz w:val="22"/>
-          <w:szCs w:val="22"/>
-        </w:rPr>
-        <w:t xml:space="preserve">• Logica pentru traducerea scorurilor brute în liste de verificare prioritizate, specifice pe arii, contextualizate pentru gospodărie.</w:t>
-      </w:r>
-    </w:p>
-    <w:p>
-      <w:pPr>
-        <w:spacing w:after="60" w:before="60"/>
-        <w:ind w:left="360"/>
-      </w:pPr>
-      <w:r>
-        <w:rPr>
-          <w:rFonts w:ascii="Calibri" w:cs="Calibri" w:eastAsia="Calibri" w:hAnsi="Calibri"/>
-          <w:sz w:val="22"/>
-          <w:szCs w:val="22"/>
-        </w:rPr>
-        <w:t xml:space="preserve">• Cadrul de generare a obiceiurilor zilnice și legătura sa cu scorurile pe dimensiuni și obiectivele declarate.</w:t>
+        <w:spacing w:after="100" w:before="280"/>
+      </w:pPr>
+      <w:r>
+        <w:t xml:space="preserve">3.3  Generarea Planului de Acțiune prin Inteligență Artificială</w:t>
+      </w:r>
+    </w:p>
+    <w:p>
+      <w:pPr>
+        <w:spacing w:after="60" w:before="60"/>
+        <w:ind w:left="400"/>
+      </w:pPr>
+      <w:r>
+        <w:rPr>
+          <w:rFonts w:ascii="Calibri" w:cs="Calibri" w:eastAsia="Calibri" w:hAnsi="Calibri"/>
+          <w:sz w:val="22"/>
+          <w:szCs w:val="22"/>
+        </w:rPr>
+        <w:t xml:space="preserve">•  Ingineria prompt-urilor, designul instrucțiunilor de sistem şi schema de ieşire structurată utilizată pentru generarea planurilor personalizate de acțiune pentru reziliență prin API-uri de modele lingvistice mari.</w:t>
+      </w:r>
+    </w:p>
+    <w:p>
+      <w:pPr>
+        <w:spacing w:after="60" w:before="60"/>
+        <w:ind w:left="400"/>
+      </w:pPr>
+      <w:r>
+        <w:rPr>
+          <w:rFonts w:ascii="Calibri" w:cs="Calibri" w:eastAsia="Calibri" w:hAnsi="Calibri"/>
+          <w:sz w:val="22"/>
+          <w:szCs w:val="22"/>
+        </w:rPr>
+        <w:t xml:space="preserve">•  Logica pentru traducerea scorurilor brute în liste de verificare prioritizate, specifice pe arii, contextualizate pentru gospodărie.</w:t>
+      </w:r>
+    </w:p>
+    <w:p>
+      <w:pPr>
+        <w:spacing w:after="60" w:before="60"/>
+        <w:ind w:left="400"/>
+      </w:pPr>
+      <w:r>
+        <w:rPr>
+          <w:rFonts w:ascii="Calibri" w:cs="Calibri" w:eastAsia="Calibri" w:hAnsi="Calibri"/>
+          <w:sz w:val="22"/>
+          <w:szCs w:val="22"/>
+        </w:rPr>
+        <w:t xml:space="preserve">•  Cadrul de generare a obiceiurilor zilnice şi legătura sa cu scorurile pe dimensiuni şi obiectivele declarate.</w:t>
       </w:r>
     </w:p>
     <w:p>
       <w:pPr>
         <w:pStyle w:val="Heading2"/>
-        <w:spacing w:after="120" w:before="240"/>
-      </w:pPr>
-      <w:r>
-        <w:t xml:space="preserve">3.4 Metodologia de Testare la Stres prin Scenarii</w:t>
-      </w:r>
-    </w:p>
-    <w:p>
-      <w:pPr>
-        <w:spacing w:after="60" w:before="60"/>
-        <w:ind w:left="360"/>
-      </w:pPr>
-      <w:r>
-        <w:rPr>
-          <w:rFonts w:ascii="Calibri" w:cs="Calibri" w:eastAsia="Calibri" w:hAnsi="Calibri"/>
-          <w:sz w:val="22"/>
-          <w:szCs w:val="22"/>
-        </w:rPr>
-        <w:t xml:space="preserve">• Logica de simulare a scenariilor bazată pe IA (ex.: 'pierderea bruscă a locului de muncă', 'dezastru natural', 'urgență medicală') și modul în care decalajele de vulnerabilitate sunt identificate din profilul de reziliență existent al utilizatorului.</w:t>
-      </w:r>
-    </w:p>
-    <w:p>
-      <w:pPr>
-        <w:spacing w:after="60" w:before="60"/>
-        <w:ind w:left="360"/>
-      </w:pPr>
-      <w:r>
-        <w:rPr>
-          <w:rFonts w:ascii="Calibri" w:cs="Calibri" w:eastAsia="Calibri" w:hAnsi="Calibri"/>
-          <w:sz w:val="22"/>
-          <w:szCs w:val="22"/>
-        </w:rPr>
-        <w:t xml:space="preserve">• Formatul structurat de ieșire pentru scenarii: analiză a impactului, acțiuni imediate, traiectorie de recuperare.</w:t>
+        <w:spacing w:after="100" w:before="280"/>
+      </w:pPr>
+      <w:r>
+        <w:t xml:space="preserve">3.4  Metodologia de Testare la Stres prin Scenarii</w:t>
+      </w:r>
+    </w:p>
+    <w:p>
+      <w:pPr>
+        <w:spacing w:after="60" w:before="60"/>
+        <w:ind w:left="400"/>
+      </w:pPr>
+      <w:r>
+        <w:rPr>
+          <w:rFonts w:ascii="Calibri" w:cs="Calibri" w:eastAsia="Calibri" w:hAnsi="Calibri"/>
+          <w:sz w:val="22"/>
+          <w:szCs w:val="22"/>
+        </w:rPr>
+        <w:t xml:space="preserve">•  Logica de simulare a scenariilor bazată pe IA (ex.: ‘pierderea bruscă a locului de muncă’, ‘dezastru natural’, ‘urgență medicală’) şi modul în care decalajele de vulnerabilitate sunt identificate din profilul de reziliență existent al utilizatorului.</w:t>
+      </w:r>
+    </w:p>
+    <w:p>
+      <w:pPr>
+        <w:spacing w:after="60" w:before="60"/>
+        <w:ind w:left="400"/>
+      </w:pPr>
+      <w:r>
+        <w:rPr>
+          <w:rFonts w:ascii="Calibri" w:cs="Calibri" w:eastAsia="Calibri" w:hAnsi="Calibri"/>
+          <w:sz w:val="22"/>
+          <w:szCs w:val="22"/>
+        </w:rPr>
+        <w:t xml:space="preserve">•  Formatul structurat de ieşire pentru scenarii: analiză a impactului, acțiuni imediate, traiectorie de recuperare.</w:t>
       </w:r>
     </w:p>
     <w:p>
       <w:pPr>
         <w:pStyle w:val="Heading2"/>
-        <w:spacing w:after="120" w:before="240"/>
-      </w:pPr>
-      <w:r>
-        <w:t xml:space="preserve">3.5 Cadrul și Conținutul Listei de Verificare</w:t>
-      </w:r>
-    </w:p>
-    <w:p>
-      <w:pPr>
-        <w:spacing w:after="60" w:before="60"/>
-        <w:ind w:left="360"/>
-      </w:pPr>
-      <w:r>
-        <w:rPr>
-          <w:rFonts w:ascii="Calibri" w:cs="Calibri" w:eastAsia="Calibri" w:hAnsi="Calibri"/>
-          <w:sz w:val="22"/>
-          <w:szCs w:val="22"/>
-        </w:rPr>
-        <w:t xml:space="preserve">• Biblioteca curată de elemente din lista de verificare, organizată pe arie de reziliență, nivel de prioritate (Critic, Ridicat, Mediu, Scăzut) și context de gospodărie.</w:t>
-      </w:r>
-    </w:p>
-    <w:p>
-      <w:pPr>
-        <w:spacing w:after="60" w:before="60"/>
-        <w:ind w:left="360"/>
-      </w:pPr>
-      <w:r>
-        <w:rPr>
-          <w:rFonts w:ascii="Calibri" w:cs="Calibri" w:eastAsia="Calibri" w:hAnsi="Calibri"/>
-          <w:sz w:val="22"/>
-          <w:szCs w:val="22"/>
-        </w:rPr>
-        <w:t xml:space="preserve">• Algoritmul de selecție și clasare a elementelor din lista de verificare bazat pe lacunele de scor și obiectivele declarate.</w:t>
+        <w:spacing w:after="100" w:before="280"/>
+      </w:pPr>
+      <w:r>
+        <w:t xml:space="preserve">3.5  Cadrul şi Conținutul Listei de Verificare</w:t>
+      </w:r>
+    </w:p>
+    <w:p>
+      <w:pPr>
+        <w:spacing w:after="60" w:before="60"/>
+        <w:ind w:left="400"/>
+      </w:pPr>
+      <w:r>
+        <w:rPr>
+          <w:rFonts w:ascii="Calibri" w:cs="Calibri" w:eastAsia="Calibri" w:hAnsi="Calibri"/>
+          <w:sz w:val="22"/>
+          <w:szCs w:val="22"/>
+        </w:rPr>
+        <w:t xml:space="preserve">•  Biblioteca curată de elemente din lista de verificare, organizată pe arie de reziliență, nivel de prioritate (Critic, Ridicat, Mediu, Scăzut) şi context de gospodărie.</w:t>
+      </w:r>
+    </w:p>
+    <w:p>
+      <w:pPr>
+        <w:spacing w:after="60" w:before="60"/>
+        <w:ind w:left="400"/>
+      </w:pPr>
+      <w:r>
+        <w:rPr>
+          <w:rFonts w:ascii="Calibri" w:cs="Calibri" w:eastAsia="Calibri" w:hAnsi="Calibri"/>
+          <w:sz w:val="22"/>
+          <w:szCs w:val="22"/>
+        </w:rPr>
+        <w:t xml:space="preserve">•  Algoritmul de selecție şi clasare a elementelor din lista de verificare bazat pe lacunele de scor şi obiectivele declarate.</w:t>
       </w:r>
     </w:p>
     <w:p>
       <w:pPr>
         <w:pStyle w:val="Heading2"/>
-        <w:spacing w:after="120" w:before="240"/>
-      </w:pPr>
-      <w:r>
-        <w:t xml:space="preserve">3.6 Identitatea de Brand și Produs</w:t>
-      </w:r>
-    </w:p>
-    <w:p>
-      <w:pPr>
-        <w:spacing w:after="60" w:before="60"/>
-        <w:ind w:left="360"/>
-      </w:pPr>
-      <w:r>
-        <w:rPr>
-          <w:rFonts w:ascii="Calibri" w:cs="Calibri" w:eastAsia="Calibri" w:hAnsi="Calibri"/>
-          <w:sz w:val="22"/>
-          <w:szCs w:val="22"/>
-        </w:rPr>
-        <w:t xml:space="preserve">• Denumirea de brand 'Resilium', logo-ul, limbajul de design vizual și interfața utilizator a platformei.</w:t>
-      </w:r>
-    </w:p>
-    <w:p>
-      <w:pPr>
-        <w:spacing w:after="60" w:before="60"/>
-        <w:ind w:left="360"/>
-      </w:pPr>
-      <w:r>
-        <w:rPr>
-          <w:rFonts w:ascii="Calibri" w:cs="Calibri" w:eastAsia="Calibri" w:hAnsi="Calibri"/>
-          <w:sz w:val="22"/>
-          <w:szCs w:val="22"/>
-        </w:rPr>
-        <w:t xml:space="preserve">• Tagline-ul 'Know Your Readiness. Build Your Resilience.' și materialele de marketing asociate.</w:t>
-      </w:r>
-    </w:p>
-    <w:p>
-      <w:pPr>
-        <w:spacing w:after="60" w:before="60"/>
-        <w:ind w:left="360"/>
-      </w:pPr>
-      <w:r>
-        <w:rPr>
-          <w:rFonts w:ascii="Calibri" w:cs="Calibri" w:eastAsia="Calibri" w:hAnsi="Calibri"/>
-          <w:sz w:val="22"/>
-          <w:szCs w:val="22"/>
-        </w:rPr>
-        <w:t xml:space="preserve">• Fundalul animat Neural Canvas și elementele unice de identitate vizuală.</w:t>
+        <w:spacing w:after="100" w:before="280"/>
+      </w:pPr>
+      <w:r>
+        <w:t xml:space="preserve">3.6  Identitatea de Brand şi Produs</w:t>
+      </w:r>
+    </w:p>
+    <w:p>
+      <w:pPr>
+        <w:spacing w:after="60" w:before="60"/>
+        <w:ind w:left="400"/>
+      </w:pPr>
+      <w:r>
+        <w:rPr>
+          <w:rFonts w:ascii="Calibri" w:cs="Calibri" w:eastAsia="Calibri" w:hAnsi="Calibri"/>
+          <w:sz w:val="22"/>
+          <w:szCs w:val="22"/>
+        </w:rPr>
+        <w:t xml:space="preserve">•  Denumirea de brand ‘Resilium’, logo-ul, limbajul de design vizual şi interfata utilizator a platformei.</w:t>
+      </w:r>
+    </w:p>
+    <w:p>
+      <w:pPr>
+        <w:spacing w:after="60" w:before="60"/>
+        <w:ind w:left="400"/>
+      </w:pPr>
+      <w:r>
+        <w:rPr>
+          <w:rFonts w:ascii="Calibri" w:cs="Calibri" w:eastAsia="Calibri" w:hAnsi="Calibri"/>
+          <w:sz w:val="22"/>
+          <w:szCs w:val="22"/>
+        </w:rPr>
+        <w:t xml:space="preserve">•  Tagline-ul ‘Know Your Readiness. Build Your Resilience.’ şi materialele de marketing asociate.</w:t>
+      </w:r>
+    </w:p>
+    <w:p>
+      <w:pPr>
+        <w:spacing w:after="60" w:before="60"/>
+        <w:ind w:left="400"/>
+      </w:pPr>
+      <w:r>
+        <w:rPr>
+          <w:rFonts w:ascii="Calibri" w:cs="Calibri" w:eastAsia="Calibri" w:hAnsi="Calibri"/>
+          <w:sz w:val="22"/>
+          <w:szCs w:val="22"/>
+        </w:rPr>
+        <w:t xml:space="preserve">•  Fundalul animat Neural Canvas şi elementele unice de identitate vizuală.</w:t>
       </w:r>
     </w:p>
     <w:p>
       <w:pPr>
         <w:pStyle w:val="Heading1"/>
-        <w:spacing w:after="120" w:before="240"/>
+        <w:spacing w:after="100" w:before="280"/>
       </w:pPr>
       <w:r>
         <w:t xml:space="preserve">4. Obligații de Confidențialitate</w:t>
@@ -454,7 +459,7 @@
           <w:sz w:val="22"/>
           <w:szCs w:val="22"/>
         </w:rPr>
-        <w:t xml:space="preserve">Toți angajații, contractorii, consilierii și terțele părți care au acces la oricare dintre activele proprietare descrise în Secțiunea 3 sunt obligați prin obligații de confidențialitate. Divulgarea neautorizată, reproducerea, ingineria inversă sau utilizarea acestor secrete comerciale în scopuri competitive constituie o încălcare a legislației aplicabile privind secretele comerciale și reglementările privind concurența neloială.</w:t>
+        <w:t xml:space="preserve">Toți angajații, contractorii, consilierii şi terțele părți care au acces la oricare dintre activele proprietare descrise în Secțiunea 3 sunt obligați prin obligații de confidențialitate. Divulgarea neautorizată, reproducerea, ingineria inversă sau utilizarea acestor secrete comerciale în scopuri competitive constituie o încălcare a legislației aplicabile privind secretele comerciale şi reglementările privind concurența neloială.</w:t>
       </w:r>
     </w:p>
     <w:p>
@@ -468,13 +473,13 @@
           <w:sz w:val="22"/>
           <w:szCs w:val="22"/>
         </w:rPr>
-        <w:t xml:space="preserve">Accesul la aceste active trebuie acordat pe baza principiului strict al necesității de a cunoaște și trebuie revocat imediat la încheierea oricărei relații profesionale cu operatorul.</w:t>
+        <w:t xml:space="preserve">Accesul la aceste active trebuie acordat pe baza principiului strict al necesității de a cunoaşte şi trebuie revocat imediat la încheierea oricărei relații profesionale cu operatorul.</w:t>
       </w:r>
     </w:p>
     <w:p>
       <w:pPr>
         <w:pStyle w:val="Heading1"/>
-        <w:spacing w:after="120" w:before="240"/>
+        <w:spacing w:after="100" w:before="280"/>
       </w:pPr>
       <w:r>
         <w:t xml:space="preserve">5. Notificare de Drepturi</w:t>
@@ -505,69 +510,69 @@
           <w:sz w:val="22"/>
           <w:szCs w:val="22"/>
         </w:rPr>
-        <w:t xml:space="preserve">Această metodologie, platformă și toată proprietatea intelectuală asociată sunt protejate în temeiul:</w:t>
-      </w:r>
-    </w:p>
-    <w:p>
-      <w:pPr>
-        <w:spacing w:after="60" w:before="60"/>
-        <w:ind w:left="360"/>
-      </w:pPr>
-      <w:r>
-        <w:rPr>
-          <w:rFonts w:ascii="Calibri" w:cs="Calibri" w:eastAsia="Calibri" w:hAnsi="Calibri"/>
-          <w:sz w:val="22"/>
-          <w:szCs w:val="22"/>
-        </w:rPr>
-        <w:t xml:space="preserve">• Legii nr. 8/1996 privind dreptul de autor și drepturile conexe (România)</w:t>
-      </w:r>
-    </w:p>
-    <w:p>
-      <w:pPr>
-        <w:spacing w:after="60" w:before="60"/>
-        <w:ind w:left="360"/>
-      </w:pPr>
-      <w:r>
-        <w:rPr>
-          <w:rFonts w:ascii="Calibri" w:cs="Calibri" w:eastAsia="Calibri" w:hAnsi="Calibri"/>
-          <w:sz w:val="22"/>
-          <w:szCs w:val="22"/>
-        </w:rPr>
-        <w:t xml:space="preserve">• Directivei UE privind secretele comerciale (2016/943/UE), transpusă în dreptul român prin Legea nr. 11/1991</w:t>
-      </w:r>
-    </w:p>
-    <w:p>
-      <w:pPr>
-        <w:spacing w:after="60" w:before="60"/>
-        <w:ind w:left="360"/>
-      </w:pPr>
-      <w:r>
-        <w:rPr>
-          <w:rFonts w:ascii="Calibri" w:cs="Calibri" w:eastAsia="Calibri" w:hAnsi="Calibri"/>
-          <w:sz w:val="22"/>
-          <w:szCs w:val="22"/>
-        </w:rPr>
-        <w:t xml:space="preserve">• Legii americane privind apărarea secretelor comerciale (DTSA), 18 U.S.C. § 1836 et seq.</w:t>
-      </w:r>
-    </w:p>
-    <w:p>
-      <w:pPr>
-        <w:spacing w:after="60" w:before="60"/>
-        <w:ind w:left="360"/>
-      </w:pPr>
-      <w:r>
-        <w:rPr>
-          <w:rFonts w:ascii="Calibri" w:cs="Calibri" w:eastAsia="Calibri" w:hAnsi="Calibri"/>
-          <w:sz w:val="22"/>
-          <w:szCs w:val="22"/>
-        </w:rPr>
-        <w:t xml:space="preserve">• Directivei UE privind bazele de date (96/9/CE) — baza de date a listei de verificare și a metodologiei beneficiază de drepturi sui generis</w:t>
+        <w:t xml:space="preserve">Această metodologie, platformă şi toată proprietatea intelectuală asociată sunt protejate în temeiul:</w:t>
+      </w:r>
+    </w:p>
+    <w:p>
+      <w:pPr>
+        <w:spacing w:after="60" w:before="60"/>
+        <w:ind w:left="400"/>
+      </w:pPr>
+      <w:r>
+        <w:rPr>
+          <w:rFonts w:ascii="Calibri" w:cs="Calibri" w:eastAsia="Calibri" w:hAnsi="Calibri"/>
+          <w:sz w:val="22"/>
+          <w:szCs w:val="22"/>
+        </w:rPr>
+        <w:t xml:space="preserve">•  Legii nr. 8/1996 privind dreptul de autor şi drepturile conexe (România)</w:t>
+      </w:r>
+    </w:p>
+    <w:p>
+      <w:pPr>
+        <w:spacing w:after="60" w:before="60"/>
+        <w:ind w:left="400"/>
+      </w:pPr>
+      <w:r>
+        <w:rPr>
+          <w:rFonts w:ascii="Calibri" w:cs="Calibri" w:eastAsia="Calibri" w:hAnsi="Calibri"/>
+          <w:sz w:val="22"/>
+          <w:szCs w:val="22"/>
+        </w:rPr>
+        <w:t xml:space="preserve">•  Directivei UE privind secretele comerciale (2016/943/UE), transpusă în dreptul român prin Legea nr. 11/1991</w:t>
+      </w:r>
+    </w:p>
+    <w:p>
+      <w:pPr>
+        <w:spacing w:after="60" w:before="60"/>
+        <w:ind w:left="400"/>
+      </w:pPr>
+      <w:r>
+        <w:rPr>
+          <w:rFonts w:ascii="Calibri" w:cs="Calibri" w:eastAsia="Calibri" w:hAnsi="Calibri"/>
+          <w:sz w:val="22"/>
+          <w:szCs w:val="22"/>
+        </w:rPr>
+        <w:t xml:space="preserve">•  Legii americane privind apărarea secretelor comerciale (DTSA), 18 U.S.C. § 1836 et seq.</w:t>
+      </w:r>
+    </w:p>
+    <w:p>
+      <w:pPr>
+        <w:spacing w:after="60" w:before="60"/>
+        <w:ind w:left="400"/>
+      </w:pPr>
+      <w:r>
+        <w:rPr>
+          <w:rFonts w:ascii="Calibri" w:cs="Calibri" w:eastAsia="Calibri" w:hAnsi="Calibri"/>
+          <w:sz w:val="22"/>
+          <w:szCs w:val="22"/>
+        </w:rPr>
+        <w:t xml:space="preserve">•  Directivei UE privind bazele de date (96/9/CE) — baza de date a listei de verificare şi a metodologiei beneficiază de drepturi sui generis</w:t>
       </w:r>
     </w:p>
     <w:p>
       <w:pPr>
         <w:pStyle w:val="Heading1"/>
-        <w:spacing w:after="120" w:before="240"/>
+        <w:spacing w:after="100" w:before="280"/>
       </w:pPr>
       <w:r>
         <w:t xml:space="preserve">6. Controlul Documentului</w:t>
@@ -584,7 +589,7 @@
           <w:sz w:val="22"/>
           <w:szCs w:val="22"/>
         </w:rPr>
-        <w:t xml:space="preserve">Acest document trebuie revizuit și actualizat anual sau ori de câte ori se aduce o modificare materială metodologiei sau tehnologiei. Copiile trebuie stocate în siguranță și nu trebuie distribuite în afara organizației fără revizuirea consilierului juridic.</w:t>
+        <w:t xml:space="preserve">Acest document trebuie revizuit şi actualizat anual sau ori de câte ori se aduce o modificare materială metodologiei sau tehnologiei. Copiile trebuie stocate în siguranță şi nu trebuie distribuite în afara organizației fără revizuirea consilierului juridic.</w:t>
       </w:r>
     </w:p>
     <w:p>
@@ -606,12 +611,12 @@
         <w:pBdr>
           <w:bottom w:val="single" w:color="D97706" w:sz="6"/>
         </w:pBdr>
-        <w:spacing w:after="120" w:before="120"/>
-      </w:pPr>
-    </w:p>
-    <w:p>
-      <w:pPr>
-        <w:spacing w:before="160"/>
+        <w:spacing w:after="160" w:before="160"/>
+      </w:pPr>
+    </w:p>
+    <w:p>
+      <w:pPr>
+        <w:spacing w:after="60" w:before="60"/>
         <w:jc w:val="center"/>
       </w:pPr>
       <w:r>
@@ -812,13 +817,7 @@
 <file path=word/styles.xml><?xml version="1.0" encoding="utf-8"?>
 <w:styles xmlns:mc="http://schemas.openxmlformats.org/markup-compatibility/2006" xmlns:r="http://schemas.openxmlformats.org/officeDocument/2006/relationships" xmlns:w="http://schemas.openxmlformats.org/wordprocessingml/2006/main" xmlns:w14="http://schemas.microsoft.com/office/word/2010/wordml" xmlns:w15="http://schemas.microsoft.com/office/word/2012/wordml" mc:Ignorable="w14 w15">
   <w:docDefaults>
-    <w:rPrDefault>
-      <w:rPr>
-        <w:rFonts w:ascii="Calibri" w:cs="Calibri" w:eastAsia="Calibri" w:hAnsi="Calibri"/>
-        <w:sz w:val="22"/>
-        <w:szCs w:val="22"/>
-      </w:rPr>
-    </w:rPrDefault>
+    <w:rPrDefault/>
     <w:pPrDefault/>
   </w:docDefaults>
   <w:style w:type="paragraph" w:styleId="Title">
